--- a/DOCUMENTACION.docx
+++ b/DOCUMENTACION.docx
@@ -290,6 +290,15 @@
     </w:p>
     <w:sdt>
       <w:sdtPr>
+        <w:rPr>
+          <w:rFonts w:asciiTheme="minorHAnsi" w:hAnsiTheme="minorHAnsi" w:cstheme="minorBidi"/>
+          <w:b w:val="0"/>
+          <w:bCs w:val="0"/>
+          <w:kern w:val="2"/>
+          <w:sz w:val="24"/>
+          <w:szCs w:val="24"/>
+          <w14:ligatures w14:val="standardContextual"/>
+        </w:rPr>
         <w:id w:val="-276183067"/>
         <w:docPartObj>
           <w:docPartGallery w:val="Table of Contents"/>
@@ -298,12 +307,7 @@
       </w:sdtPr>
       <w:sdtEndPr>
         <w:rPr>
-          <w:rFonts w:asciiTheme="minorHAnsi" w:hAnsiTheme="minorHAnsi" w:cstheme="minorBidi"/>
           <w:noProof/>
-          <w:kern w:val="2"/>
-          <w:sz w:val="24"/>
-          <w:szCs w:val="24"/>
-          <w14:ligatures w14:val="standardContextual"/>
         </w:rPr>
       </w:sdtEndPr>
       <w:sdtContent>
@@ -323,7 +327,13 @@
               <w:tab w:val="right" w:leader="dot" w:pos="8828"/>
             </w:tabs>
             <w:rPr>
+              <w:rFonts w:eastAsiaTheme="minorEastAsia"/>
+              <w:b w:val="0"/>
+              <w:bCs w:val="0"/>
+              <w:i w:val="0"/>
+              <w:iCs w:val="0"/>
               <w:noProof/>
+              <w:lang w:val="en-US"/>
             </w:rPr>
           </w:pPr>
           <w:r>
@@ -343,7 +353,7 @@
             </w:rPr>
             <w:fldChar w:fldCharType="separate"/>
           </w:r>
-          <w:hyperlink w:anchor="_Toc231847005" w:history="1">
+          <w:hyperlink w:anchor="_Toc233142331" w:history="1">
             <w:r>
               <w:rPr>
                 <w:rStyle w:val="Hyperlink"/>
@@ -353,7 +363,13 @@
             </w:r>
             <w:r>
               <w:rPr>
-                <w:noProof/>
+                <w:rFonts w:eastAsiaTheme="minorEastAsia"/>
+                <w:b w:val="0"/>
+                <w:bCs w:val="0"/>
+                <w:i w:val="0"/>
+                <w:iCs w:val="0"/>
+                <w:noProof/>
+                <w:lang w:val="en-US"/>
               </w:rPr>
               <w:tab/>
             </w:r>
@@ -383,7 +399,7 @@
                 <w:noProof/>
                 <w:webHidden/>
               </w:rPr>
-              <w:instrText xml:space="preserve"> PAGEREF _Toc231847005 \h </w:instrText>
+              <w:instrText xml:space="preserve"> PAGEREF _Toc233142331 \h </w:instrText>
             </w:r>
             <w:r>
               <w:rPr>
@@ -422,10 +438,16 @@
               <w:tab w:val="right" w:leader="dot" w:pos="8828"/>
             </w:tabs>
             <w:rPr>
+              <w:rFonts w:eastAsiaTheme="minorEastAsia"/>
+              <w:b w:val="0"/>
+              <w:bCs w:val="0"/>
+              <w:i w:val="0"/>
+              <w:iCs w:val="0"/>
               <w:noProof/>
+              <w:lang w:val="en-US"/>
             </w:rPr>
           </w:pPr>
-          <w:hyperlink w:anchor="_Toc231847006" w:history="1">
+          <w:hyperlink w:anchor="_Toc233142332" w:history="1">
             <w:r>
               <w:rPr>
                 <w:rStyle w:val="Hyperlink"/>
@@ -435,7 +457,13 @@
             </w:r>
             <w:r>
               <w:rPr>
-                <w:noProof/>
+                <w:rFonts w:eastAsiaTheme="minorEastAsia"/>
+                <w:b w:val="0"/>
+                <w:bCs w:val="0"/>
+                <w:i w:val="0"/>
+                <w:iCs w:val="0"/>
+                <w:noProof/>
+                <w:lang w:val="en-US"/>
               </w:rPr>
               <w:tab/>
             </w:r>
@@ -465,7 +493,7 @@
                 <w:noProof/>
                 <w:webHidden/>
               </w:rPr>
-              <w:instrText xml:space="preserve"> PAGEREF _Toc231847006 \h </w:instrText>
+              <w:instrText xml:space="preserve"> PAGEREF _Toc233142332 \h </w:instrText>
             </w:r>
             <w:r>
               <w:rPr>
@@ -504,10 +532,16 @@
               <w:tab w:val="right" w:leader="dot" w:pos="8828"/>
             </w:tabs>
             <w:rPr>
+              <w:rFonts w:eastAsiaTheme="minorEastAsia"/>
+              <w:b w:val="0"/>
+              <w:bCs w:val="0"/>
+              <w:i w:val="0"/>
+              <w:iCs w:val="0"/>
               <w:noProof/>
+              <w:lang w:val="en-US"/>
             </w:rPr>
           </w:pPr>
-          <w:hyperlink w:anchor="_Toc231847007" w:history="1">
+          <w:hyperlink w:anchor="_Toc233142333" w:history="1">
             <w:r>
               <w:rPr>
                 <w:rStyle w:val="Hyperlink"/>
@@ -517,7 +551,13 @@
             </w:r>
             <w:r>
               <w:rPr>
-                <w:noProof/>
+                <w:rFonts w:eastAsiaTheme="minorEastAsia"/>
+                <w:b w:val="0"/>
+                <w:bCs w:val="0"/>
+                <w:i w:val="0"/>
+                <w:iCs w:val="0"/>
+                <w:noProof/>
+                <w:lang w:val="en-US"/>
               </w:rPr>
               <w:tab/>
             </w:r>
@@ -547,7 +587,7 @@
                 <w:noProof/>
                 <w:webHidden/>
               </w:rPr>
-              <w:instrText xml:space="preserve"> PAGEREF _Toc231847007 \h </w:instrText>
+              <w:instrText xml:space="preserve"> PAGEREF _Toc233142333 \h </w:instrText>
             </w:r>
             <w:r>
               <w:rPr>
@@ -586,10 +626,16 @@
               <w:tab w:val="right" w:leader="dot" w:pos="8828"/>
             </w:tabs>
             <w:rPr>
+              <w:rFonts w:eastAsiaTheme="minorEastAsia"/>
+              <w:b w:val="0"/>
+              <w:bCs w:val="0"/>
+              <w:i w:val="0"/>
+              <w:iCs w:val="0"/>
               <w:noProof/>
+              <w:lang w:val="en-US"/>
             </w:rPr>
           </w:pPr>
-          <w:hyperlink w:anchor="_Toc231847008" w:history="1">
+          <w:hyperlink w:anchor="_Toc233142334" w:history="1">
             <w:r>
               <w:rPr>
                 <w:rStyle w:val="Hyperlink"/>
@@ -599,7 +645,13 @@
             </w:r>
             <w:r>
               <w:rPr>
-                <w:noProof/>
+                <w:rFonts w:eastAsiaTheme="minorEastAsia"/>
+                <w:b w:val="0"/>
+                <w:bCs w:val="0"/>
+                <w:i w:val="0"/>
+                <w:iCs w:val="0"/>
+                <w:noProof/>
+                <w:lang w:val="en-US"/>
               </w:rPr>
               <w:tab/>
             </w:r>
@@ -629,7 +681,7 @@
                 <w:noProof/>
                 <w:webHidden/>
               </w:rPr>
-              <w:instrText xml:space="preserve"> PAGEREF _Toc231847008 \h </w:instrText>
+              <w:instrText xml:space="preserve"> PAGEREF _Toc233142334 \h </w:instrText>
             </w:r>
             <w:r>
               <w:rPr>
@@ -668,10 +720,16 @@
               <w:tab w:val="right" w:leader="dot" w:pos="8828"/>
             </w:tabs>
             <w:rPr>
+              <w:rFonts w:eastAsiaTheme="minorEastAsia"/>
+              <w:b w:val="0"/>
+              <w:bCs w:val="0"/>
+              <w:i w:val="0"/>
+              <w:iCs w:val="0"/>
               <w:noProof/>
+              <w:lang w:val="en-US"/>
             </w:rPr>
           </w:pPr>
-          <w:hyperlink w:anchor="_Toc231847009" w:history="1">
+          <w:hyperlink w:anchor="_Toc233142335" w:history="1">
             <w:r>
               <w:rPr>
                 <w:rStyle w:val="Hyperlink"/>
@@ -681,7 +739,13 @@
             </w:r>
             <w:r>
               <w:rPr>
-                <w:noProof/>
+                <w:rFonts w:eastAsiaTheme="minorEastAsia"/>
+                <w:b w:val="0"/>
+                <w:bCs w:val="0"/>
+                <w:i w:val="0"/>
+                <w:iCs w:val="0"/>
+                <w:noProof/>
+                <w:lang w:val="en-US"/>
               </w:rPr>
               <w:tab/>
             </w:r>
@@ -711,7 +775,7 @@
                 <w:noProof/>
                 <w:webHidden/>
               </w:rPr>
-              <w:instrText xml:space="preserve"> PAGEREF _Toc231847009 \h </w:instrText>
+              <w:instrText xml:space="preserve"> PAGEREF _Toc233142335 \h </w:instrText>
             </w:r>
             <w:r>
               <w:rPr>
@@ -750,10 +814,16 @@
               <w:tab w:val="right" w:leader="dot" w:pos="8828"/>
             </w:tabs>
             <w:rPr>
+              <w:rFonts w:eastAsiaTheme="minorEastAsia"/>
+              <w:b w:val="0"/>
+              <w:bCs w:val="0"/>
+              <w:i w:val="0"/>
+              <w:iCs w:val="0"/>
               <w:noProof/>
+              <w:lang w:val="en-US"/>
             </w:rPr>
           </w:pPr>
-          <w:hyperlink w:anchor="_Toc231847010" w:history="1">
+          <w:hyperlink w:anchor="_Toc233142336" w:history="1">
             <w:r>
               <w:rPr>
                 <w:rStyle w:val="Hyperlink"/>
@@ -763,7 +833,13 @@
             </w:r>
             <w:r>
               <w:rPr>
-                <w:noProof/>
+                <w:rFonts w:eastAsiaTheme="minorEastAsia"/>
+                <w:b w:val="0"/>
+                <w:bCs w:val="0"/>
+                <w:i w:val="0"/>
+                <w:iCs w:val="0"/>
+                <w:noProof/>
+                <w:lang w:val="en-US"/>
               </w:rPr>
               <w:tab/>
             </w:r>
@@ -793,7 +869,7 @@
                 <w:noProof/>
                 <w:webHidden/>
               </w:rPr>
-              <w:instrText xml:space="preserve"> PAGEREF _Toc231847010 \h </w:instrText>
+              <w:instrText xml:space="preserve"> PAGEREF _Toc233142336 \h </w:instrText>
             </w:r>
             <w:r>
               <w:rPr>
@@ -832,10 +908,16 @@
               <w:tab w:val="right" w:leader="dot" w:pos="8828"/>
             </w:tabs>
             <w:rPr>
+              <w:rFonts w:eastAsiaTheme="minorEastAsia"/>
+              <w:b w:val="0"/>
+              <w:bCs w:val="0"/>
+              <w:i w:val="0"/>
+              <w:iCs w:val="0"/>
               <w:noProof/>
+              <w:lang w:val="en-US"/>
             </w:rPr>
           </w:pPr>
-          <w:hyperlink w:anchor="_Toc231847011" w:history="1">
+          <w:hyperlink w:anchor="_Toc233142337" w:history="1">
             <w:r>
               <w:rPr>
                 <w:rStyle w:val="Hyperlink"/>
@@ -845,7 +927,13 @@
             </w:r>
             <w:r>
               <w:rPr>
-                <w:noProof/>
+                <w:rFonts w:eastAsiaTheme="minorEastAsia"/>
+                <w:b w:val="0"/>
+                <w:bCs w:val="0"/>
+                <w:i w:val="0"/>
+                <w:iCs w:val="0"/>
+                <w:noProof/>
+                <w:lang w:val="en-US"/>
               </w:rPr>
               <w:tab/>
             </w:r>
@@ -875,7 +963,7 @@
                 <w:noProof/>
                 <w:webHidden/>
               </w:rPr>
-              <w:instrText xml:space="preserve"> PAGEREF _Toc231847011 \h </w:instrText>
+              <w:instrText xml:space="preserve"> PAGEREF _Toc233142337 \h </w:instrText>
             </w:r>
             <w:r>
               <w:rPr>
@@ -914,10 +1002,16 @@
               <w:tab w:val="right" w:leader="dot" w:pos="8828"/>
             </w:tabs>
             <w:rPr>
+              <w:rFonts w:eastAsiaTheme="minorEastAsia"/>
+              <w:b w:val="0"/>
+              <w:bCs w:val="0"/>
+              <w:i w:val="0"/>
+              <w:iCs w:val="0"/>
               <w:noProof/>
+              <w:lang w:val="en-US"/>
             </w:rPr>
           </w:pPr>
-          <w:hyperlink w:anchor="_Toc231847012" w:history="1">
+          <w:hyperlink w:anchor="_Toc233142338" w:history="1">
             <w:r>
               <w:rPr>
                 <w:rStyle w:val="Hyperlink"/>
@@ -927,7 +1021,13 @@
             </w:r>
             <w:r>
               <w:rPr>
-                <w:noProof/>
+                <w:rFonts w:eastAsiaTheme="minorEastAsia"/>
+                <w:b w:val="0"/>
+                <w:bCs w:val="0"/>
+                <w:i w:val="0"/>
+                <w:iCs w:val="0"/>
+                <w:noProof/>
+                <w:lang w:val="en-US"/>
               </w:rPr>
               <w:tab/>
             </w:r>
@@ -957,7 +1057,7 @@
                 <w:noProof/>
                 <w:webHidden/>
               </w:rPr>
-              <w:instrText xml:space="preserve"> PAGEREF _Toc231847012 \h </w:instrText>
+              <w:instrText xml:space="preserve"> PAGEREF _Toc233142338 \h </w:instrText>
             </w:r>
             <w:r>
               <w:rPr>
@@ -996,10 +1096,16 @@
               <w:tab w:val="right" w:leader="dot" w:pos="8828"/>
             </w:tabs>
             <w:rPr>
+              <w:rFonts w:eastAsiaTheme="minorEastAsia"/>
+              <w:b w:val="0"/>
+              <w:bCs w:val="0"/>
+              <w:i w:val="0"/>
+              <w:iCs w:val="0"/>
               <w:noProof/>
+              <w:lang w:val="en-US"/>
             </w:rPr>
           </w:pPr>
-          <w:hyperlink w:anchor="_Toc231847013" w:history="1">
+          <w:hyperlink w:anchor="_Toc233142339" w:history="1">
             <w:r>
               <w:rPr>
                 <w:rStyle w:val="Hyperlink"/>
@@ -1009,7 +1115,13 @@
             </w:r>
             <w:r>
               <w:rPr>
-                <w:noProof/>
+                <w:rFonts w:eastAsiaTheme="minorEastAsia"/>
+                <w:b w:val="0"/>
+                <w:bCs w:val="0"/>
+                <w:i w:val="0"/>
+                <w:iCs w:val="0"/>
+                <w:noProof/>
+                <w:lang w:val="en-US"/>
               </w:rPr>
               <w:tab/>
             </w:r>
@@ -1018,7 +1130,7 @@
                 <w:rStyle w:val="Hyperlink"/>
                 <w:noProof/>
               </w:rPr>
-              <w:t>Verificación Final</w:t>
+              <w:t>Configuración de Usuarios y Permisos de Administración</w:t>
             </w:r>
             <w:r>
               <w:rPr>
@@ -1039,7 +1151,7 @@
                 <w:noProof/>
                 <w:webHidden/>
               </w:rPr>
-              <w:instrText xml:space="preserve"> PAGEREF _Toc231847013 \h </w:instrText>
+              <w:instrText xml:space="preserve"> PAGEREF _Toc233142339 \h </w:instrText>
             </w:r>
             <w:r>
               <w:rPr>
@@ -1078,10 +1190,16 @@
               <w:tab w:val="right" w:leader="dot" w:pos="8828"/>
             </w:tabs>
             <w:rPr>
+              <w:rFonts w:eastAsiaTheme="minorEastAsia"/>
+              <w:b w:val="0"/>
+              <w:bCs w:val="0"/>
+              <w:i w:val="0"/>
+              <w:iCs w:val="0"/>
               <w:noProof/>
+              <w:lang w:val="en-US"/>
             </w:rPr>
           </w:pPr>
-          <w:hyperlink w:anchor="_Toc231847014" w:history="1">
+          <w:hyperlink w:anchor="_Toc233142340" w:history="1">
             <w:r>
               <w:rPr>
                 <w:rStyle w:val="Hyperlink"/>
@@ -1091,7 +1209,13 @@
             </w:r>
             <w:r>
               <w:rPr>
-                <w:noProof/>
+                <w:rFonts w:eastAsiaTheme="minorEastAsia"/>
+                <w:b w:val="0"/>
+                <w:bCs w:val="0"/>
+                <w:i w:val="0"/>
+                <w:iCs w:val="0"/>
+                <w:noProof/>
+                <w:lang w:val="en-US"/>
               </w:rPr>
               <w:tab/>
             </w:r>
@@ -1100,7 +1224,7 @@
                 <w:rStyle w:val="Hyperlink"/>
                 <w:noProof/>
               </w:rPr>
-              <w:t>Conclusiones</w:t>
+              <w:t>Verificación Final</w:t>
             </w:r>
             <w:r>
               <w:rPr>
@@ -1121,7 +1245,7 @@
                 <w:noProof/>
                 <w:webHidden/>
               </w:rPr>
-              <w:instrText xml:space="preserve"> PAGEREF _Toc231847014 \h </w:instrText>
+              <w:instrText xml:space="preserve"> PAGEREF _Toc233142340 \h </w:instrText>
             </w:r>
             <w:r>
               <w:rPr>
@@ -1141,7 +1265,7 @@
                 <w:noProof/>
                 <w:webHidden/>
               </w:rPr>
-              <w:t>23</w:t>
+              <w:t>25</w:t>
             </w:r>
             <w:r>
               <w:rPr>
@@ -1160,10 +1284,16 @@
               <w:tab w:val="right" w:leader="dot" w:pos="8828"/>
             </w:tabs>
             <w:rPr>
+              <w:rFonts w:eastAsiaTheme="minorEastAsia"/>
+              <w:b w:val="0"/>
+              <w:bCs w:val="0"/>
+              <w:i w:val="0"/>
+              <w:iCs w:val="0"/>
               <w:noProof/>
+              <w:lang w:val="en-US"/>
             </w:rPr>
           </w:pPr>
-          <w:hyperlink w:anchor="_Toc231847015" w:history="1">
+          <w:hyperlink w:anchor="_Toc233142341" w:history="1">
             <w:r>
               <w:rPr>
                 <w:rStyle w:val="Hyperlink"/>
@@ -1173,7 +1303,13 @@
             </w:r>
             <w:r>
               <w:rPr>
-                <w:noProof/>
+                <w:rFonts w:eastAsiaTheme="minorEastAsia"/>
+                <w:b w:val="0"/>
+                <w:bCs w:val="0"/>
+                <w:i w:val="0"/>
+                <w:iCs w:val="0"/>
+                <w:noProof/>
+                <w:lang w:val="en-US"/>
               </w:rPr>
               <w:tab/>
             </w:r>
@@ -1182,6 +1318,100 @@
                 <w:rStyle w:val="Hyperlink"/>
                 <w:noProof/>
               </w:rPr>
+              <w:t>Conclusiones</w:t>
+            </w:r>
+            <w:r>
+              <w:rPr>
+                <w:noProof/>
+                <w:webHidden/>
+              </w:rPr>
+              <w:tab/>
+            </w:r>
+            <w:r>
+              <w:rPr>
+                <w:noProof/>
+                <w:webHidden/>
+              </w:rPr>
+              <w:fldChar w:fldCharType="begin"/>
+            </w:r>
+            <w:r>
+              <w:rPr>
+                <w:noProof/>
+                <w:webHidden/>
+              </w:rPr>
+              <w:instrText xml:space="preserve"> PAGEREF _Toc233142341 \h </w:instrText>
+            </w:r>
+            <w:r>
+              <w:rPr>
+                <w:noProof/>
+                <w:webHidden/>
+              </w:rPr>
+            </w:r>
+            <w:r>
+              <w:rPr>
+                <w:noProof/>
+                <w:webHidden/>
+              </w:rPr>
+              <w:fldChar w:fldCharType="separate"/>
+            </w:r>
+            <w:r>
+              <w:rPr>
+                <w:noProof/>
+                <w:webHidden/>
+              </w:rPr>
+              <w:t>25</w:t>
+            </w:r>
+            <w:r>
+              <w:rPr>
+                <w:noProof/>
+                <w:webHidden/>
+              </w:rPr>
+              <w:fldChar w:fldCharType="end"/>
+            </w:r>
+          </w:hyperlink>
+        </w:p>
+        <w:p>
+          <w:pPr>
+            <w:pStyle w:val="TOC1"/>
+            <w:tabs>
+              <w:tab w:val="left" w:pos="720"/>
+              <w:tab w:val="right" w:leader="dot" w:pos="8828"/>
+            </w:tabs>
+            <w:rPr>
+              <w:rFonts w:eastAsiaTheme="minorEastAsia"/>
+              <w:b w:val="0"/>
+              <w:bCs w:val="0"/>
+              <w:i w:val="0"/>
+              <w:iCs w:val="0"/>
+              <w:noProof/>
+              <w:lang w:val="en-US"/>
+            </w:rPr>
+          </w:pPr>
+          <w:hyperlink w:anchor="_Toc233142342" w:history="1">
+            <w:r>
+              <w:rPr>
+                <w:rStyle w:val="Hyperlink"/>
+                <w:noProof/>
+              </w:rPr>
+              <w:t>13.</w:t>
+            </w:r>
+            <w:r>
+              <w:rPr>
+                <w:rFonts w:eastAsiaTheme="minorEastAsia"/>
+                <w:b w:val="0"/>
+                <w:bCs w:val="0"/>
+                <w:i w:val="0"/>
+                <w:iCs w:val="0"/>
+                <w:noProof/>
+                <w:lang w:val="en-US"/>
+              </w:rPr>
+              <w:tab/>
+            </w:r>
+            <w:r>
+              <w:rPr>
+                <w:rStyle w:val="Hyperlink"/>
+                <w:noProof/>
+              </w:rPr>
               <w:t>Referencias</w:t>
             </w:r>
             <w:r>
@@ -1203,7 +1433,7 @@
                 <w:noProof/>
                 <w:webHidden/>
               </w:rPr>
-              <w:instrText xml:space="preserve"> PAGEREF _Toc231847015 \h </w:instrText>
+              <w:instrText xml:space="preserve"> PAGEREF _Toc233142342 \h </w:instrText>
             </w:r>
             <w:r>
               <w:rPr>
@@ -1223,7 +1453,7 @@
                 <w:noProof/>
                 <w:webHidden/>
               </w:rPr>
-              <w:t>24</w:t>
+              <w:t>27</w:t>
             </w:r>
             <w:r>
               <w:rPr>
@@ -1277,7 +1507,7 @@
       <w:pPr>
         <w:pStyle w:val="Heading1"/>
       </w:pPr>
-      <w:bookmarkStart w:id="0" w:name="_Toc231847005"/>
+      <w:bookmarkStart w:id="0" w:name="_Toc233142331"/>
       <w:r>
         <w:t>Introducción</w:t>
       </w:r>
@@ -1434,7 +1664,7 @@
       <w:pPr>
         <w:pStyle w:val="Heading1"/>
       </w:pPr>
-      <w:bookmarkStart w:id="1" w:name="_Toc231847006"/>
+      <w:bookmarkStart w:id="1" w:name="_Toc233142332"/>
       <w:r>
         <w:lastRenderedPageBreak/>
         <w:t>Instalación de Ubuntu Server</w:t>
@@ -2397,7 +2627,7 @@
       <w:pPr>
         <w:pStyle w:val="Heading1"/>
       </w:pPr>
-      <w:bookmarkStart w:id="2" w:name="_Toc231847007"/>
+      <w:bookmarkStart w:id="2" w:name="_Toc233142333"/>
       <w:r>
         <w:lastRenderedPageBreak/>
         <w:t xml:space="preserve">Configuración de </w:t>
@@ -3029,7 +3259,7 @@
       <w:pPr>
         <w:pStyle w:val="Heading1"/>
       </w:pPr>
-      <w:bookmarkStart w:id="3" w:name="_Toc231847008"/>
+      <w:bookmarkStart w:id="3" w:name="_Toc233142334"/>
       <w:r>
         <w:lastRenderedPageBreak/>
         <w:t>Instalación de Docker</w:t>
@@ -3670,7 +3900,7 @@
           <w:iCs/>
         </w:rPr>
       </w:pPr>
-      <w:bookmarkStart w:id="4" w:name="_Toc231847009"/>
+      <w:bookmarkStart w:id="4" w:name="_Toc233142335"/>
       <w:r>
         <w:lastRenderedPageBreak/>
         <w:t xml:space="preserve">Implementación de </w:t>
@@ -4568,7 +4798,7 @@
       <w:pPr>
         <w:pStyle w:val="Heading1"/>
       </w:pPr>
-      <w:bookmarkStart w:id="5" w:name="_Toc231847010"/>
+      <w:bookmarkStart w:id="5" w:name="_Toc233142336"/>
       <w:r>
         <w:t xml:space="preserve">Implementación de </w:t>
       </w:r>
@@ -5293,7 +5523,7 @@
           <w:noProof/>
         </w:rPr>
       </w:pPr>
-      <w:bookmarkStart w:id="6" w:name="_Toc231847011"/>
+      <w:bookmarkStart w:id="6" w:name="_Toc233142337"/>
       <w:r>
         <w:rPr>
           <w:noProof/>
@@ -5899,7 +6129,7 @@
           <w:noProof/>
         </w:rPr>
       </w:pPr>
-      <w:bookmarkStart w:id="7" w:name="_Toc231847012"/>
+      <w:bookmarkStart w:id="7" w:name="_Toc233142338"/>
       <w:r>
         <w:rPr>
           <w:noProof/>
@@ -6600,11 +6830,628 @@
       <w:pPr>
         <w:pStyle w:val="Heading1"/>
       </w:pPr>
-      <w:bookmarkStart w:id="8" w:name="_Toc231847013"/>
+      <w:bookmarkStart w:id="8" w:name="_Toc233142339"/>
+      <w:r>
+        <w:t>Configuración de Usuarios y Permisos de Administración</w:t>
+      </w:r>
+      <w:bookmarkEnd w:id="8"/>
+    </w:p>
+    <w:p>
+      <w:pPr>
+        <w:spacing w:line="480" w:lineRule="auto"/>
+        <w:ind w:firstLine="360"/>
+        <w:jc w:val="both"/>
+        <w:rPr>
+          <w:rFonts w:ascii="Times New Roman" w:hAnsi="Times New Roman" w:cs="Times New Roman"/>
+          <w:sz w:val="28"/>
+          <w:szCs w:val="28"/>
+        </w:rPr>
+      </w:pPr>
+      <w:r>
+        <w:rPr>
+          <w:rFonts w:ascii="Times New Roman" w:hAnsi="Times New Roman" w:cs="Times New Roman"/>
+          <w:sz w:val="28"/>
+          <w:szCs w:val="28"/>
+        </w:rPr>
+        <w:t>Una vez desplegados todos los servicios, se procedió a crear los usuarios para cada uno de los integrantes del equipo. Esta configuración permite que cada miembro pueda acceder y administrar los servicios de forma individualizada, manteniendo un control de acceso adecuado.</w:t>
+      </w:r>
+    </w:p>
+    <w:p>
+      <w:pPr>
+        <w:spacing w:line="480" w:lineRule="auto"/>
+        <w:ind w:firstLine="360"/>
+        <w:jc w:val="both"/>
+        <w:rPr>
+          <w:rFonts w:ascii="Times New Roman" w:hAnsi="Times New Roman" w:cs="Times New Roman"/>
+          <w:sz w:val="28"/>
+          <w:szCs w:val="28"/>
+        </w:rPr>
+      </w:pPr>
+      <w:r>
+        <w:rPr>
+          <w:rFonts w:ascii="Times New Roman" w:hAnsi="Times New Roman" w:cs="Times New Roman"/>
+          <w:sz w:val="28"/>
+          <w:szCs w:val="28"/>
+        </w:rPr>
+        <w:t>Para cada integrante se creó un usuario dentro del sistema, asignando credenciales de acceso específicas. En la siguiente imagen se muestra el proceso de creación de los usuarios correspondientes.</w:t>
+      </w:r>
+    </w:p>
+    <w:p>
+      <w:pPr>
+        <w:spacing w:line="480" w:lineRule="auto"/>
+        <w:jc w:val="both"/>
+        <w:rPr>
+          <w:rFonts w:ascii="Times New Roman" w:hAnsi="Times New Roman" w:cs="Times New Roman"/>
+          <w:sz w:val="28"/>
+          <w:szCs w:val="28"/>
+        </w:rPr>
+      </w:pPr>
+    </w:p>
+    <w:p>
+      <w:pPr>
+        <w:keepNext/>
+        <w:spacing w:line="480" w:lineRule="auto"/>
+        <w:jc w:val="both"/>
+      </w:pPr>
+      <w:r>
+        <w:rPr>
+          <w:noProof/>
+        </w:rPr>
+        <w:lastRenderedPageBreak/>
+        <w:drawing>
+          <wp:inline distT="0" distB="0" distL="0" distR="0" wp14:anchorId="766254CF" wp14:editId="53006ABE">
+            <wp:extent cx="5612130" cy="4418330"/>
+            <wp:effectExtent l="0" t="0" r="7620" b="1270"/>
+            <wp:docPr id="1742486685" name="Imagen 1"/>
+            <wp:cNvGraphicFramePr>
+              <a:graphicFrameLocks xmlns:a="http://schemas.openxmlformats.org/drawingml/2006/main" noChangeAspect="1"/>
+            </wp:cNvGraphicFramePr>
+            <a:graphic xmlns:a="http://schemas.openxmlformats.org/drawingml/2006/main">
+              <a:graphicData uri="http://schemas.openxmlformats.org/drawingml/2006/picture">
+                <pic:pic xmlns:pic="http://schemas.openxmlformats.org/drawingml/2006/picture">
+                  <pic:nvPicPr>
+                    <pic:cNvPr id="1742486685" name="Imagen 1"/>
+                    <pic:cNvPicPr>
+                      <a:picLocks noChangeAspect="1"/>
+                    </pic:cNvPicPr>
+                  </pic:nvPicPr>
+                  <pic:blipFill>
+                    <a:blip r:embed="rId30"/>
+                    <a:stretch>
+                      <a:fillRect/>
+                    </a:stretch>
+                  </pic:blipFill>
+                  <pic:spPr>
+                    <a:xfrm>
+                      <a:off x="0" y="0"/>
+                      <a:ext cx="5612130" cy="4418330"/>
+                    </a:xfrm>
+                    <a:prstGeom prst="rect">
+                      <a:avLst/>
+                    </a:prstGeom>
+                  </pic:spPr>
+                </pic:pic>
+              </a:graphicData>
+            </a:graphic>
+          </wp:inline>
+        </w:drawing>
+      </w:r>
+    </w:p>
+    <w:p>
+      <w:pPr>
+        <w:pStyle w:val="Caption"/>
+        <w:jc w:val="both"/>
+        <w:rPr>
+          <w:rFonts w:ascii="Times New Roman" w:hAnsi="Times New Roman" w:cs="Times New Roman"/>
+          <w:sz w:val="28"/>
+          <w:szCs w:val="28"/>
+        </w:rPr>
+      </w:pPr>
+      <w:r>
+        <w:t xml:space="preserve">Ilustración </w:t>
+      </w:r>
+      <w:r>
+        <w:fldChar w:fldCharType="begin"/>
+      </w:r>
+      <w:r>
+        <w:instrText xml:space="preserve"> SEQ Ilustración \* ARABIC </w:instrText>
+      </w:r>
+      <w:r>
+        <w:fldChar w:fldCharType="separate"/>
+      </w:r>
+      <w:r>
+        <w:rPr>
+          <w:noProof/>
+        </w:rPr>
+        <w:t>25</w:t>
+      </w:r>
+      <w:r>
+        <w:fldChar w:fldCharType="end"/>
+      </w:r>
+      <w:r>
+        <w:t xml:space="preserve"> - Creación de usuarios</w:t>
+      </w:r>
+    </w:p>
+    <w:p>
+      <w:pPr>
+        <w:spacing w:line="480" w:lineRule="auto"/>
+        <w:jc w:val="both"/>
+        <w:rPr>
+          <w:rFonts w:ascii="Times New Roman" w:hAnsi="Times New Roman" w:cs="Times New Roman"/>
+          <w:sz w:val="28"/>
+          <w:szCs w:val="28"/>
+        </w:rPr>
+      </w:pPr>
+      <w:r>
+        <w:rPr>
+          <w:rFonts w:ascii="Times New Roman" w:hAnsi="Times New Roman" w:cs="Times New Roman"/>
+          <w:sz w:val="28"/>
+          <w:szCs w:val="28"/>
+        </w:rPr>
+        <w:t>Posteriormente, se verificó que todos los usuarios hubieran sido creados correctamente, tal como se observa en el listado de cuentas activas.</w:t>
+      </w:r>
+    </w:p>
+    <w:p>
+      <w:pPr>
+        <w:keepNext/>
+        <w:spacing w:line="480" w:lineRule="auto"/>
+        <w:jc w:val="both"/>
+      </w:pPr>
+      <w:r>
+        <w:rPr>
+          <w:noProof/>
+        </w:rPr>
+        <w:drawing>
+          <wp:inline distT="0" distB="0" distL="0" distR="0" wp14:anchorId="4A794D78" wp14:editId="5C88534D">
+            <wp:extent cx="5612130" cy="1292225"/>
+            <wp:effectExtent l="0" t="0" r="7620" b="3175"/>
+            <wp:docPr id="1621011098" name="Imagen 1"/>
+            <wp:cNvGraphicFramePr>
+              <a:graphicFrameLocks xmlns:a="http://schemas.openxmlformats.org/drawingml/2006/main" noChangeAspect="1"/>
+            </wp:cNvGraphicFramePr>
+            <a:graphic xmlns:a="http://schemas.openxmlformats.org/drawingml/2006/main">
+              <a:graphicData uri="http://schemas.openxmlformats.org/drawingml/2006/picture">
+                <pic:pic xmlns:pic="http://schemas.openxmlformats.org/drawingml/2006/picture">
+                  <pic:nvPicPr>
+                    <pic:cNvPr id="1621011098" name="Imagen 1"/>
+                    <pic:cNvPicPr>
+                      <a:picLocks noChangeAspect="1"/>
+                    </pic:cNvPicPr>
+                  </pic:nvPicPr>
+                  <pic:blipFill>
+                    <a:blip r:embed="rId31"/>
+                    <a:stretch>
+                      <a:fillRect/>
+                    </a:stretch>
+                  </pic:blipFill>
+                  <pic:spPr>
+                    <a:xfrm>
+                      <a:off x="0" y="0"/>
+                      <a:ext cx="5612130" cy="1292225"/>
+                    </a:xfrm>
+                    <a:prstGeom prst="rect">
+                      <a:avLst/>
+                    </a:prstGeom>
+                  </pic:spPr>
+                </pic:pic>
+              </a:graphicData>
+            </a:graphic>
+          </wp:inline>
+        </w:drawing>
+      </w:r>
+    </w:p>
+    <w:p>
+      <w:pPr>
+        <w:pStyle w:val="Caption"/>
+        <w:jc w:val="both"/>
+        <w:rPr>
+          <w:rFonts w:ascii="Times New Roman" w:hAnsi="Times New Roman" w:cs="Times New Roman"/>
+          <w:sz w:val="28"/>
+          <w:szCs w:val="28"/>
+        </w:rPr>
+      </w:pPr>
+      <w:r>
+        <w:t xml:space="preserve">Ilustración </w:t>
+      </w:r>
+      <w:r>
+        <w:fldChar w:fldCharType="begin"/>
+      </w:r>
+      <w:r>
+        <w:instrText xml:space="preserve"> SEQ Ilustración \* ARABIC </w:instrText>
+      </w:r>
+      <w:r>
+        <w:fldChar w:fldCharType="separate"/>
+      </w:r>
+      <w:r>
+        <w:rPr>
+          <w:noProof/>
+        </w:rPr>
+        <w:t>26</w:t>
+      </w:r>
+      <w:r>
+        <w:fldChar w:fldCharType="end"/>
+      </w:r>
+      <w:r>
+        <w:t xml:space="preserve"> - Verificación de creación</w:t>
+      </w:r>
+    </w:p>
+    <w:p/>
+    <w:p/>
+    <w:p>
+      <w:pPr>
+        <w:spacing w:line="360" w:lineRule="auto"/>
+        <w:jc w:val="both"/>
+        <w:rPr>
+          <w:rFonts w:ascii="Times New Roman" w:hAnsi="Times New Roman" w:cs="Times New Roman"/>
+          <w:sz w:val="28"/>
+          <w:szCs w:val="28"/>
+        </w:rPr>
+      </w:pPr>
+      <w:r>
+        <w:rPr>
+          <w:rFonts w:ascii="Times New Roman" w:hAnsi="Times New Roman" w:cs="Times New Roman"/>
+          <w:sz w:val="28"/>
+          <w:szCs w:val="28"/>
+        </w:rPr>
+        <w:lastRenderedPageBreak/>
+        <w:t xml:space="preserve">A cada uno de los usuarios se le otorgaron permisos de administrador, lo que les permite gestionar los contenedores, configurar redes y administrar volúmenes a través de </w:t>
+      </w:r>
+      <w:proofErr w:type="spellStart"/>
+      <w:r>
+        <w:rPr>
+          <w:rFonts w:ascii="Times New Roman" w:hAnsi="Times New Roman" w:cs="Times New Roman"/>
+          <w:sz w:val="28"/>
+          <w:szCs w:val="28"/>
+        </w:rPr>
+        <w:t>Portainer</w:t>
+      </w:r>
+      <w:proofErr w:type="spellEnd"/>
+      <w:r>
+        <w:rPr>
+          <w:rFonts w:ascii="Times New Roman" w:hAnsi="Times New Roman" w:cs="Times New Roman"/>
+          <w:sz w:val="28"/>
+          <w:szCs w:val="28"/>
+        </w:rPr>
+        <w:t xml:space="preserve">. La asignación se realizó desde el panel de control de </w:t>
+      </w:r>
+      <w:proofErr w:type="spellStart"/>
+      <w:r>
+        <w:rPr>
+          <w:rFonts w:ascii="Times New Roman" w:hAnsi="Times New Roman" w:cs="Times New Roman"/>
+          <w:sz w:val="28"/>
+          <w:szCs w:val="28"/>
+        </w:rPr>
+        <w:t>Portainer</w:t>
+      </w:r>
+      <w:proofErr w:type="spellEnd"/>
+      <w:r>
+        <w:rPr>
+          <w:rFonts w:ascii="Times New Roman" w:hAnsi="Times New Roman" w:cs="Times New Roman"/>
+          <w:sz w:val="28"/>
+          <w:szCs w:val="28"/>
+        </w:rPr>
+        <w:t>, como se muestra a continuación.</w:t>
+      </w:r>
+    </w:p>
+    <w:p>
+      <w:pPr>
+        <w:keepNext/>
+        <w:spacing w:line="360" w:lineRule="auto"/>
+        <w:jc w:val="both"/>
+      </w:pPr>
+      <w:r>
+        <w:rPr>
+          <w:noProof/>
+        </w:rPr>
+        <w:drawing>
+          <wp:inline distT="0" distB="0" distL="0" distR="0" wp14:anchorId="7693E11B" wp14:editId="665164F1">
+            <wp:extent cx="5612130" cy="835025"/>
+            <wp:effectExtent l="0" t="0" r="7620" b="3175"/>
+            <wp:docPr id="1985575299" name="Imagen 1"/>
+            <wp:cNvGraphicFramePr>
+              <a:graphicFrameLocks xmlns:a="http://schemas.openxmlformats.org/drawingml/2006/main" noChangeAspect="1"/>
+            </wp:cNvGraphicFramePr>
+            <a:graphic xmlns:a="http://schemas.openxmlformats.org/drawingml/2006/main">
+              <a:graphicData uri="http://schemas.openxmlformats.org/drawingml/2006/picture">
+                <pic:pic xmlns:pic="http://schemas.openxmlformats.org/drawingml/2006/picture">
+                  <pic:nvPicPr>
+                    <pic:cNvPr id="1985575299" name="Imagen 1"/>
+                    <pic:cNvPicPr>
+                      <a:picLocks noChangeAspect="1"/>
+                    </pic:cNvPicPr>
+                  </pic:nvPicPr>
+                  <pic:blipFill>
+                    <a:blip r:embed="rId32"/>
+                    <a:stretch>
+                      <a:fillRect/>
+                    </a:stretch>
+                  </pic:blipFill>
+                  <pic:spPr>
+                    <a:xfrm>
+                      <a:off x="0" y="0"/>
+                      <a:ext cx="5612130" cy="835025"/>
+                    </a:xfrm>
+                    <a:prstGeom prst="rect">
+                      <a:avLst/>
+                    </a:prstGeom>
+                  </pic:spPr>
+                </pic:pic>
+              </a:graphicData>
+            </a:graphic>
+          </wp:inline>
+        </w:drawing>
+      </w:r>
+    </w:p>
+    <w:p>
+      <w:pPr>
+        <w:pStyle w:val="Caption"/>
+        <w:jc w:val="both"/>
+        <w:rPr>
+          <w:rFonts w:ascii="Times New Roman" w:hAnsi="Times New Roman" w:cs="Times New Roman"/>
+          <w:sz w:val="28"/>
+          <w:szCs w:val="28"/>
+        </w:rPr>
+      </w:pPr>
+      <w:r>
+        <w:t xml:space="preserve">Ilustración </w:t>
+      </w:r>
+      <w:r>
+        <w:fldChar w:fldCharType="begin"/>
+      </w:r>
+      <w:r>
+        <w:instrText xml:space="preserve"> SEQ Ilustración \* ARABIC </w:instrText>
+      </w:r>
+      <w:r>
+        <w:fldChar w:fldCharType="separate"/>
+      </w:r>
+      <w:r>
+        <w:rPr>
+          <w:noProof/>
+        </w:rPr>
+        <w:t>27</w:t>
+      </w:r>
+      <w:r>
+        <w:fldChar w:fldCharType="end"/>
+      </w:r>
+      <w:r>
+        <w:t xml:space="preserve"> - Asignación de permisos</w:t>
+      </w:r>
+    </w:p>
+    <w:p>
+      <w:pPr>
+        <w:spacing w:line="360" w:lineRule="auto"/>
+        <w:jc w:val="both"/>
+        <w:rPr>
+          <w:rFonts w:ascii="Times New Roman" w:hAnsi="Times New Roman" w:cs="Times New Roman"/>
+          <w:sz w:val="28"/>
+          <w:szCs w:val="28"/>
+        </w:rPr>
+      </w:pPr>
+      <w:r>
+        <w:rPr>
+          <w:rFonts w:ascii="Times New Roman" w:hAnsi="Times New Roman" w:cs="Times New Roman"/>
+          <w:sz w:val="28"/>
+          <w:szCs w:val="28"/>
+        </w:rPr>
+        <w:t>Una vez completada la asignación, se confirmó que todos los usuarios contaban con los permisos adecuados, verificando el estado de cada cuenta.</w:t>
+      </w:r>
+    </w:p>
+    <w:p>
+      <w:pPr>
+        <w:keepNext/>
+        <w:spacing w:line="360" w:lineRule="auto"/>
+        <w:jc w:val="both"/>
+      </w:pPr>
+      <w:r>
+        <w:rPr>
+          <w:noProof/>
+        </w:rPr>
+        <w:drawing>
+          <wp:inline distT="0" distB="0" distL="0" distR="0" wp14:anchorId="1AC5F943" wp14:editId="37F82DF2">
+            <wp:extent cx="4610100" cy="1805940"/>
+            <wp:effectExtent l="0" t="0" r="0" b="3810"/>
+            <wp:docPr id="1601895087" name="Imagen 1"/>
+            <wp:cNvGraphicFramePr>
+              <a:graphicFrameLocks xmlns:a="http://schemas.openxmlformats.org/drawingml/2006/main" noChangeAspect="1"/>
+            </wp:cNvGraphicFramePr>
+            <a:graphic xmlns:a="http://schemas.openxmlformats.org/drawingml/2006/main">
+              <a:graphicData uri="http://schemas.openxmlformats.org/drawingml/2006/picture">
+                <pic:pic xmlns:pic="http://schemas.openxmlformats.org/drawingml/2006/picture">
+                  <pic:nvPicPr>
+                    <pic:cNvPr id="1601895087" name="Imagen 1"/>
+                    <pic:cNvPicPr>
+                      <a:picLocks noChangeAspect="1"/>
+                    </pic:cNvPicPr>
+                  </pic:nvPicPr>
+                  <pic:blipFill>
+                    <a:blip r:embed="rId33"/>
+                    <a:stretch>
+                      <a:fillRect/>
+                    </a:stretch>
+                  </pic:blipFill>
+                  <pic:spPr>
+                    <a:xfrm>
+                      <a:off x="0" y="0"/>
+                      <a:ext cx="4610100" cy="1805940"/>
+                    </a:xfrm>
+                    <a:prstGeom prst="rect">
+                      <a:avLst/>
+                    </a:prstGeom>
+                  </pic:spPr>
+                </pic:pic>
+              </a:graphicData>
+            </a:graphic>
+          </wp:inline>
+        </w:drawing>
+      </w:r>
+    </w:p>
+    <w:p>
+      <w:pPr>
+        <w:pStyle w:val="Caption"/>
+        <w:jc w:val="both"/>
+        <w:rPr>
+          <w:rFonts w:ascii="Times New Roman" w:hAnsi="Times New Roman" w:cs="Times New Roman"/>
+          <w:sz w:val="28"/>
+          <w:szCs w:val="28"/>
+        </w:rPr>
+      </w:pPr>
+      <w:r>
+        <w:t xml:space="preserve">Ilustración </w:t>
+      </w:r>
+      <w:r>
+        <w:fldChar w:fldCharType="begin"/>
+      </w:r>
+      <w:r>
+        <w:instrText xml:space="preserve"> SEQ Ilustración \* ARABIC </w:instrText>
+      </w:r>
+      <w:r>
+        <w:fldChar w:fldCharType="separate"/>
+      </w:r>
+      <w:r>
+        <w:rPr>
+          <w:noProof/>
+        </w:rPr>
+        <w:t>28</w:t>
+      </w:r>
+      <w:r>
+        <w:fldChar w:fldCharType="end"/>
+      </w:r>
+      <w:r>
+        <w:t xml:space="preserve"> - Confirmación de permisos</w:t>
+      </w:r>
+    </w:p>
+    <w:p>
+      <w:pPr>
+        <w:spacing w:line="360" w:lineRule="auto"/>
+        <w:jc w:val="both"/>
+        <w:rPr>
+          <w:rFonts w:ascii="Times New Roman" w:hAnsi="Times New Roman" w:cs="Times New Roman"/>
+          <w:sz w:val="28"/>
+          <w:szCs w:val="28"/>
+        </w:rPr>
+      </w:pPr>
+      <w:r>
+        <w:rPr>
+          <w:rFonts w:ascii="Times New Roman" w:hAnsi="Times New Roman" w:cs="Times New Roman"/>
+          <w:sz w:val="28"/>
+          <w:szCs w:val="28"/>
+        </w:rPr>
+        <w:t>Finalmente, se comprobó que múltiples usuarios podían acceder de forma simultánea a los servicios desplegados, sin conflictos ni restricciones. Esto valida la correcta configuración del entorno multiusuario.</w:t>
+      </w:r>
+    </w:p>
+    <w:p>
+      <w:pPr>
+        <w:keepNext/>
+        <w:spacing w:line="360" w:lineRule="auto"/>
+        <w:jc w:val="both"/>
+      </w:pPr>
+      <w:r>
+        <w:rPr>
+          <w:noProof/>
+        </w:rPr>
+        <w:drawing>
+          <wp:inline distT="0" distB="0" distL="0" distR="0" wp14:anchorId="245BB433" wp14:editId="6C618699">
+            <wp:extent cx="5612130" cy="600075"/>
+            <wp:effectExtent l="0" t="0" r="7620" b="9525"/>
+            <wp:docPr id="2008311582" name="Imagen 1"/>
+            <wp:cNvGraphicFramePr>
+              <a:graphicFrameLocks xmlns:a="http://schemas.openxmlformats.org/drawingml/2006/main" noChangeAspect="1"/>
+            </wp:cNvGraphicFramePr>
+            <a:graphic xmlns:a="http://schemas.openxmlformats.org/drawingml/2006/main">
+              <a:graphicData uri="http://schemas.openxmlformats.org/drawingml/2006/picture">
+                <pic:pic xmlns:pic="http://schemas.openxmlformats.org/drawingml/2006/picture">
+                  <pic:nvPicPr>
+                    <pic:cNvPr id="2008311582" name="Imagen 1"/>
+                    <pic:cNvPicPr>
+                      <a:picLocks noChangeAspect="1"/>
+                    </pic:cNvPicPr>
+                  </pic:nvPicPr>
+                  <pic:blipFill>
+                    <a:blip r:embed="rId34"/>
+                    <a:stretch>
+                      <a:fillRect/>
+                    </a:stretch>
+                  </pic:blipFill>
+                  <pic:spPr>
+                    <a:xfrm>
+                      <a:off x="0" y="0"/>
+                      <a:ext cx="5612130" cy="600075"/>
+                    </a:xfrm>
+                    <a:prstGeom prst="rect">
+                      <a:avLst/>
+                    </a:prstGeom>
+                  </pic:spPr>
+                </pic:pic>
+              </a:graphicData>
+            </a:graphic>
+          </wp:inline>
+        </w:drawing>
+      </w:r>
+    </w:p>
+    <w:p>
+      <w:pPr>
+        <w:pStyle w:val="Caption"/>
+        <w:jc w:val="both"/>
+        <w:rPr>
+          <w:rFonts w:ascii="Times New Roman" w:hAnsi="Times New Roman" w:cs="Times New Roman"/>
+          <w:sz w:val="28"/>
+          <w:szCs w:val="28"/>
+        </w:rPr>
+      </w:pPr>
+      <w:r>
+        <w:t xml:space="preserve">Ilustración </w:t>
+      </w:r>
+      <w:r>
+        <w:fldChar w:fldCharType="begin"/>
+      </w:r>
+      <w:r>
+        <w:instrText xml:space="preserve"> SEQ Ilustración \* ARABIC </w:instrText>
+      </w:r>
+      <w:r>
+        <w:fldChar w:fldCharType="separate"/>
+      </w:r>
+      <w:r>
+        <w:rPr>
+          <w:noProof/>
+        </w:rPr>
+        <w:t>29</w:t>
+      </w:r>
+      <w:r>
+        <w:fldChar w:fldCharType="end"/>
+      </w:r>
+      <w:r>
+        <w:t xml:space="preserve"> - Acceso multiusuario</w:t>
+      </w:r>
+    </w:p>
+    <w:p>
+      <w:pPr>
+        <w:spacing w:line="360" w:lineRule="auto"/>
+        <w:jc w:val="both"/>
+        <w:rPr>
+          <w:rFonts w:ascii="Times New Roman" w:hAnsi="Times New Roman" w:cs="Times New Roman"/>
+          <w:sz w:val="28"/>
+          <w:szCs w:val="28"/>
+        </w:rPr>
+      </w:pPr>
+      <w:r>
+        <w:rPr>
+          <w:rFonts w:ascii="Times New Roman" w:hAnsi="Times New Roman" w:cs="Times New Roman"/>
+          <w:sz w:val="28"/>
+          <w:szCs w:val="28"/>
+        </w:rPr>
+        <w:t>Con esta configuración, el equipo queda habilitado para trabajar de manera colaborativa en la administración y mantenimiento de la infraestructura.</w:t>
+      </w:r>
+    </w:p>
+    <w:p/>
+    <w:p>
+      <w:pPr>
+        <w:pStyle w:val="Heading1"/>
+      </w:pPr>
+      <w:bookmarkStart w:id="9" w:name="_Toc233142340"/>
       <w:r>
         <w:t>Verificación Final</w:t>
       </w:r>
-      <w:bookmarkEnd w:id="8"/>
+      <w:bookmarkEnd w:id="9"/>
       <w:r>
         <w:tab/>
       </w:r>
@@ -6826,7 +7673,6 @@
           <w:rFonts w:ascii="Times New Roman" w:hAnsi="Times New Roman" w:cs="Times New Roman"/>
           <w:noProof/>
         </w:rPr>
-        <w:lastRenderedPageBreak/>
         <w:drawing>
           <wp:inline distT="0" distB="0" distL="0" distR="0" wp14:anchorId="5306E4E9" wp14:editId="56A1DA59">
             <wp:extent cx="5612130" cy="883191"/>
@@ -6843,7 +7689,7 @@
                     <pic:cNvPicPr/>
                   </pic:nvPicPr>
                   <pic:blipFill>
-                    <a:blip r:embed="rId30"/>
+                    <a:blip r:embed="rId35"/>
                     <a:stretch>
                       <a:fillRect/>
                     </a:stretch>
@@ -6890,7 +7736,7 @@
         <w:rPr>
           <w:noProof/>
         </w:rPr>
-        <w:t>25</w:t>
+        <w:t>30</w:t>
       </w:r>
       <w:r>
         <w:fldChar w:fldCharType="end"/>
@@ -6947,11 +7793,11 @@
       <w:pPr>
         <w:pStyle w:val="Heading1"/>
       </w:pPr>
-      <w:bookmarkStart w:id="9" w:name="_Toc231847014"/>
+      <w:bookmarkStart w:id="10" w:name="_Toc233142341"/>
       <w:r>
         <w:t>Conclusiones</w:t>
       </w:r>
-      <w:bookmarkEnd w:id="9"/>
+      <w:bookmarkEnd w:id="10"/>
     </w:p>
     <w:p>
       <w:pPr>
@@ -6970,6 +7816,7 @@
           <w:sz w:val="28"/>
           <w:szCs w:val="28"/>
         </w:rPr>
+        <w:lastRenderedPageBreak/>
         <w:t>La implementación realizada permitió desplegar una infraestructura funcional basada en Ubuntu Server y Docker.</w:t>
       </w:r>
       <w:r>
@@ -7057,12 +7904,12 @@
       <w:pPr>
         <w:pStyle w:val="Heading1"/>
       </w:pPr>
-      <w:bookmarkStart w:id="10" w:name="_Toc231847015"/>
+      <w:bookmarkStart w:id="11" w:name="_Toc233142342"/>
       <w:r>
         <w:lastRenderedPageBreak/>
         <w:t>Referencias</w:t>
       </w:r>
-      <w:bookmarkEnd w:id="10"/>
+      <w:bookmarkEnd w:id="11"/>
     </w:p>
     <w:p>
       <w:pPr>
@@ -7079,7 +7926,7 @@
         </w:rPr>
         <w:t xml:space="preserve">Docker. Docker Engine Installation Guide. </w:t>
       </w:r>
-      <w:hyperlink r:id="rId31" w:history="1">
+      <w:hyperlink r:id="rId36" w:history="1">
         <w:r>
           <w:rPr>
             <w:rStyle w:val="Hyperlink"/>
@@ -7130,7 +7977,7 @@
         </w:rPr>
         <w:t xml:space="preserve"> CE on Docker. </w:t>
       </w:r>
-      <w:hyperlink r:id="rId32" w:history="1">
+      <w:hyperlink r:id="rId37" w:history="1">
         <w:r>
           <w:rPr>
             <w:rStyle w:val="Hyperlink"/>
@@ -7166,7 +8013,7 @@
         </w:rPr>
         <w:t xml:space="preserve"> Docker Repository. </w:t>
       </w:r>
-      <w:hyperlink r:id="rId33" w:history="1">
+      <w:hyperlink r:id="rId38" w:history="1">
         <w:r>
           <w:rPr>
             <w:rStyle w:val="Hyperlink"/>
@@ -7223,7 +8070,7 @@
         </w:rPr>
         <w:t xml:space="preserve">. </w:t>
       </w:r>
-      <w:hyperlink r:id="rId34" w:history="1">
+      <w:hyperlink r:id="rId39" w:history="1">
         <w:r>
           <w:rPr>
             <w:rStyle w:val="Hyperlink"/>
@@ -7250,7 +8097,7 @@
         </w:rPr>
         <w:t xml:space="preserve">Pi-hole Docker Repository. </w:t>
       </w:r>
-      <w:hyperlink r:id="rId35" w:history="1">
+      <w:hyperlink r:id="rId40" w:history="1">
         <w:r>
           <w:rPr>
             <w:rStyle w:val="Hyperlink"/>
@@ -7285,7 +8132,7 @@
         </w:rPr>
         <w:t xml:space="preserve"> Linux Installation Guide. </w:t>
       </w:r>
-      <w:hyperlink r:id="rId36" w:history="1">
+      <w:hyperlink r:id="rId41" w:history="1">
         <w:r>
           <w:rPr>
             <w:rStyle w:val="Hyperlink"/>
@@ -8817,7 +9664,6 @@
   <w:style w:type="character" w:default="1" w:styleId="DefaultParagraphFont">
     <w:name w:val="Default Paragraph Font"/>
     <w:uiPriority w:val="1"/>
-    <w:semiHidden/>
     <w:unhideWhenUsed/>
   </w:style>
   <w:style w:type="table" w:default="1" w:styleId="TableNormal">
